--- a/COBRANZA/Doc1correo.docx
+++ b/COBRANZA/Doc1correo.docx
@@ -4,6 +4,46 @@
   <w:body>
     <w:p>
       <w:r>
+        <w:drawing>
+          <wp:inline distT="0" distB="0" distL="0" distR="0" wp14:anchorId="4376C715" wp14:editId="58D5F9BF">
+            <wp:extent cx="5612130" cy="2182495"/>
+            <wp:effectExtent l="0" t="0" r="7620" b="8255"/>
+            <wp:docPr id="1058040107" name="Imagen 1"/>
+            <wp:cNvGraphicFramePr>
+              <a:graphicFrameLocks xmlns:a="http://schemas.openxmlformats.org/drawingml/2006/main" noChangeAspect="1"/>
+            </wp:cNvGraphicFramePr>
+            <a:graphic xmlns:a="http://schemas.openxmlformats.org/drawingml/2006/main">
+              <a:graphicData uri="http://schemas.openxmlformats.org/drawingml/2006/picture">
+                <pic:pic xmlns:pic="http://schemas.openxmlformats.org/drawingml/2006/picture">
+                  <pic:nvPicPr>
+                    <pic:cNvPr id="1058040107" name=""/>
+                    <pic:cNvPicPr/>
+                  </pic:nvPicPr>
+                  <pic:blipFill>
+                    <a:blip r:embed="rId4"/>
+                    <a:stretch>
+                      <a:fillRect/>
+                    </a:stretch>
+                  </pic:blipFill>
+                  <pic:spPr>
+                    <a:xfrm>
+                      <a:off x="0" y="0"/>
+                      <a:ext cx="5612130" cy="2182495"/>
+                    </a:xfrm>
+                    <a:prstGeom prst="rect">
+                      <a:avLst/>
+                    </a:prstGeom>
+                  </pic:spPr>
+                </pic:pic>
+              </a:graphicData>
+            </a:graphic>
+          </wp:inline>
+        </w:drawing>
+      </w:r>
+      <w:r>
+        <w:rPr>
+          <w:noProof/>
+        </w:rPr>
         <w:drawing>
           <wp:inline distT="0" distB="0" distL="0" distR="0" wp14:anchorId="6F2AF23E" wp14:editId="7FEE77D9">
             <wp:extent cx="5612130" cy="1950085"/>
@@ -22,7 +62,7 @@
                     </pic:cNvPicPr>
                   </pic:nvPicPr>
                   <pic:blipFill>
-                    <a:blip r:embed="rId4">
+                    <a:blip r:embed="rId5">
                       <a:extLst>
                         <a:ext uri="{28A0092B-C50C-407E-A947-70E740481C1C}">
                           <a14:useLocalDpi xmlns:a14="http://schemas.microsoft.com/office/drawing/2010/main" val="0"/>
@@ -58,6 +98,9 @@
     <w:p/>
     <w:p>
       <w:r>
+        <w:rPr>
+          <w:noProof/>
+        </w:rPr>
         <w:drawing>
           <wp:inline distT="0" distB="0" distL="0" distR="0" wp14:anchorId="378C421A" wp14:editId="77B07C0B">
             <wp:extent cx="5612130" cy="1988185"/>
@@ -74,7 +117,7 @@
                     <pic:cNvPicPr/>
                   </pic:nvPicPr>
                   <pic:blipFill>
-                    <a:blip r:embed="rId5"/>
+                    <a:blip r:embed="rId6"/>
                     <a:stretch>
                       <a:fillRect/>
                     </a:stretch>
@@ -708,6 +751,7 @@
   <w:style w:type="character" w:default="1" w:styleId="Fuentedeprrafopredeter">
     <w:name w:val="Default Paragraph Font"/>
     <w:uiPriority w:val="1"/>
+    <w:semiHidden/>
     <w:unhideWhenUsed/>
   </w:style>
   <w:style w:type="table" w:default="1" w:styleId="Tablanormal">
